--- a/docs/RAG_System_Flow_Report.docx
+++ b/docs/RAG_System_Flow_Report.docx
@@ -11,8 +11,8 @@
   <dc:subject>RAGæµç¨‹è¯´æ˜Ž</dc:subject>
   <dc:creator>Codex</dc:creator>
   <cp:lastModifiedBy>Codex</cp:lastModifiedBy>
-  <dcterms:created xsi:type="dcterms:W3CDTF">2026-05-11T06:46:59Z</dcterms:created>
-  <dcterms:modified xsi:type="dcterms:W3CDTF">2026-05-11T06:46:59Z</dcterms:modified>
+  <dcterms:created xsi:type="dcterms:W3CDTF">2026-05-11T07:03:21Z</dcterms:created>
+  <dcterms:modified xsi:type="dcterms:W3CDTF">2026-05-11T07:03:21Z</dcterms:modified>
 </cp:coreProperties>
 </file>
 
@@ -66,27 +66,27 @@
     <w:p/>
     <w:p>
       <w:r>
-        <w:t xml:space="preserve">â€¢ 运维新人不熟悉标准术语，只能用白话描述问题。</w:t>
-      </w:r>
-    </w:p>
-    <w:p>
-      <w:r>
-        <w:t xml:space="preserve">â€¢ 实习生需要快速理解告警、日志、命令和 SOP。</w:t>
-      </w:r>
-    </w:p>
-    <w:p>
-      <w:r>
-        <w:t xml:space="preserve">â€¢ 一线值班同学需要查询可执行步骤、配置示例和排障依据。</w:t>
-      </w:r>
-    </w:p>
-    <w:p>
-      <w:r>
-        <w:t xml:space="preserve">â€¢ 管理或验收人员需要看到答案来源，确认回答是否有据可查。</w:t>
-      </w:r>
-    </w:p>
-    <w:p>
-      <w:r>
-        <w:t xml:space="preserve">â€¢ 知识库维护人员需要把 Markdown、TXT、PDF、DOCX、JSON 等文件上传并索引到检索库。</w:t>
+        <w:t xml:space="preserve">- 运维新人不熟悉标准术语，只能用白话描述问题。</w:t>
+      </w:r>
+    </w:p>
+    <w:p>
+      <w:r>
+        <w:t xml:space="preserve">- 实习生需要快速理解告警、日志、命令和 SOP。</w:t>
+      </w:r>
+    </w:p>
+    <w:p>
+      <w:r>
+        <w:t xml:space="preserve">- 一线值班同学需要查询可执行步骤、配置示例和排障依据。</w:t>
+      </w:r>
+    </w:p>
+    <w:p>
+      <w:r>
+        <w:t xml:space="preserve">- 管理或验收人员需要看到答案来源，确认回答是否有据可查。</w:t>
+      </w:r>
+    </w:p>
+    <w:p>
+      <w:r>
+        <w:t xml:space="preserve">- 知识库维护人员需要把 Markdown、TXT、PDF、DOCX、JSON 等文件上传并索引到检索库。</w:t>
       </w:r>
     </w:p>
     <w:p/>
@@ -107,32 +107,32 @@
     <w:p/>
     <w:p>
       <w:r>
-        <w:t xml:space="preserve">â€¢ 前端：基于 React + Vite，负责用户提问、参数配置、提示词调整、文档上传管理、权限配置、答案和来源展示。</w:t>
-      </w:r>
-    </w:p>
-    <w:p>
-      <w:r>
-        <w:t xml:space="preserve">â€¢ 后端：基于 FastAPI，负责执行完整的 RAG 流程、文档入库流程和权限过滤。</w:t>
-      </w:r>
-    </w:p>
-    <w:p>
-      <w:r>
-        <w:t xml:space="preserve">â€¢ 元数据层：基于 SQLite，保存上传文档、入库任务、文件哈希、切片数量、权限字段和处理状态。</w:t>
-      </w:r>
-    </w:p>
-    <w:p>
-      <w:r>
-        <w:t xml:space="preserve">â€¢ 检索层：基于 Azure AI Search，保存知识切片、向量、来源元数据和权限元数据，并执行关键词检索与向量检索。</w:t>
-      </w:r>
-    </w:p>
-    <w:p>
-      <w:r>
-        <w:t xml:space="preserve">â€¢ 重排层：基于本地 BGE Reranker，对召回片段做相关性排序。</w:t>
-      </w:r>
-    </w:p>
-    <w:p>
-      <w:r>
-        <w:t xml:space="preserve">â€¢ 生成层：支持 GPT-4o 与 Claude Opus 4.5 等大模型生成最终回答。</w:t>
+        <w:t xml:space="preserve">- 前端：基于 React + Vite，负责用户提问、参数配置、提示词调整、文档上传管理、权限配置、答案和来源展示。</w:t>
+      </w:r>
+    </w:p>
+    <w:p>
+      <w:r>
+        <w:t xml:space="preserve">- 后端：基于 FastAPI，负责执行完整的 RAG 流程、文档入库流程和权限过滤。</w:t>
+      </w:r>
+    </w:p>
+    <w:p>
+      <w:r>
+        <w:t xml:space="preserve">- 元数据层：基于 SQLite，保存上传文档、入库任务、文件哈希、切片数量、权限字段和处理状态。</w:t>
+      </w:r>
+    </w:p>
+    <w:p>
+      <w:r>
+        <w:t xml:space="preserve">- 检索层：基于 Azure AI Search，保存知识切片、向量、来源元数据和权限元数据，并执行关键词检索与向量检索。</w:t>
+      </w:r>
+    </w:p>
+    <w:p>
+      <w:r>
+        <w:t xml:space="preserve">- 重排层：基于本地 BGE Reranker，对召回片段做相关性排序。</w:t>
+      </w:r>
+    </w:p>
+    <w:p>
+      <w:r>
+        <w:t xml:space="preserve">- 生成层：支持 GPT-4o 与 Claude Opus 4.5 等大模型生成最终回答。</w:t>
       </w:r>
     </w:p>
     <w:p/>
@@ -171,27 +171,27 @@
     <w:p/>
     <w:p>
       <w:r>
-        <w:t xml:space="preserve">â€¢ `.md`</w:t>
-      </w:r>
-    </w:p>
-    <w:p>
-      <w:r>
-        <w:t xml:space="preserve">â€¢ `.txt`</w:t>
-      </w:r>
-    </w:p>
-    <w:p>
-      <w:r>
-        <w:t xml:space="preserve">â€¢ `.pdf`</w:t>
-      </w:r>
-    </w:p>
-    <w:p>
-      <w:r>
-        <w:t xml:space="preserve">â€¢ `.docx`</w:t>
-      </w:r>
-    </w:p>
-    <w:p>
-      <w:r>
-        <w:t xml:space="preserve">â€¢ `.json`</w:t>
+        <w:t xml:space="preserve">- `.md`</w:t>
+      </w:r>
+    </w:p>
+    <w:p>
+      <w:r>
+        <w:t xml:space="preserve">- `.txt`</w:t>
+      </w:r>
+    </w:p>
+    <w:p>
+      <w:r>
+        <w:t xml:space="preserve">- `.pdf`</w:t>
+      </w:r>
+    </w:p>
+    <w:p>
+      <w:r>
+        <w:t xml:space="preserve">- `.docx`</w:t>
+      </w:r>
+    </w:p>
+    <w:p>
+      <w:r>
+        <w:t xml:space="preserve">- `.json`</w:t>
       </w:r>
     </w:p>
     <w:p/>
@@ -281,27 +281,27 @@
     <w:p/>
     <w:p>
       <w:r>
-        <w:t xml:space="preserve">â€¢ `chunk_size=1000` 字符。</w:t>
-      </w:r>
-    </w:p>
-    <w:p>
-      <w:r>
-        <w:t xml:space="preserve">â€¢ `chunk_overlap=150` 字符。</w:t>
-      </w:r>
-    </w:p>
-    <w:p>
-      <w:r>
-        <w:t xml:space="preserve">â€¢ 当前按字符数切分，不按 token 切分。</w:t>
-      </w:r>
-    </w:p>
-    <w:p>
-      <w:r>
-        <w:t xml:space="preserve">â€¢ 只有 section 超过 `chunk_size` 时才使用 overlap。</w:t>
-      </w:r>
-    </w:p>
-    <w:p>
-      <w:r>
-        <w:t xml:space="preserve">â€¢ 空 chunk 会被跳过。</w:t>
+        <w:t xml:space="preserve">- `chunk_size=1000` 字符。</w:t>
+      </w:r>
+    </w:p>
+    <w:p>
+      <w:r>
+        <w:t xml:space="preserve">- `chunk_overlap=150` 字符。</w:t>
+      </w:r>
+    </w:p>
+    <w:p>
+      <w:r>
+        <w:t xml:space="preserve">- 当前按字符数切分，不按 token 切分。</w:t>
+      </w:r>
+    </w:p>
+    <w:p>
+      <w:r>
+        <w:t xml:space="preserve">- 只有 section 超过 `chunk_size` 时才使用 overlap。</w:t>
+      </w:r>
+    </w:p>
+    <w:p>
+      <w:r>
+        <w:t xml:space="preserve">- 空 chunk 会被跳过。</w:t>
       </w:r>
     </w:p>
     <w:p/>
@@ -313,27 +313,27 @@
     <w:p/>
     <w:p>
       <w:r>
-        <w:t xml:space="preserve">â€¢ Markdown：按 `#` 到 `######` 标题分 section，`section_path` 保存标题层级。</w:t>
-      </w:r>
-    </w:p>
-    <w:p>
-      <w:r>
-        <w:t xml:space="preserve">â€¢ TXT：按空行分段落，再合并短段落直到接近 `chunk_size`。</w:t>
-      </w:r>
-    </w:p>
-    <w:p>
-      <w:r>
-        <w:t xml:space="preserve">â€¢ DOCX：使用 `python-docx` 读取；Heading 样式作为 section 标题；没有 Heading 时按普通段落处理。</w:t>
-      </w:r>
-    </w:p>
-    <w:p>
-      <w:r>
-        <w:t xml:space="preserve">â€¢ PDF：使用 `pypdf` 逐页抽取文本，按段落合并，并保留 `page_start` 和 `page_end`；扫描版 PDF 暂不支持 OCR。</w:t>
-      </w:r>
-    </w:p>
-    <w:p>
-      <w:r>
-        <w:t xml:space="preserve">â€¢ JSON：使用 Python 标准 `json` 解析，按 JSON path 递归拆分，较小字段会保留在父级 section 中。</w:t>
+        <w:t xml:space="preserve">- Markdown：按 `#` 到 `######` 标题分 section，`section_path` 保存标题层级。</w:t>
+      </w:r>
+    </w:p>
+    <w:p>
+      <w:r>
+        <w:t xml:space="preserve">- TXT：按空行分段落，再合并短段落直到接近 `chunk_size`。</w:t>
+      </w:r>
+    </w:p>
+    <w:p>
+      <w:r>
+        <w:t xml:space="preserve">- DOCX：使用 `python-docx` 读取；Heading 样式作为 section 标题；没有 Heading 时按普通段落处理。</w:t>
+      </w:r>
+    </w:p>
+    <w:p>
+      <w:r>
+        <w:t xml:space="preserve">- PDF：使用 `pypdf` 逐页抽取文本，按段落合并，并保留 `page_start` 和 `page_end`；扫描版 PDF 暂不支持 OCR。</w:t>
+      </w:r>
+    </w:p>
+    <w:p>
+      <w:r>
+        <w:t xml:space="preserve">- JSON：使用 Python 标准 `json` 解析，按 JSON path 递归拆分，较小字段会保留在父级 section 中。</w:t>
       </w:r>
     </w:p>
     <w:p/>
@@ -360,22 +360,22 @@
     <w:p/>
     <w:p>
       <w:r>
-        <w:t xml:space="preserve">â€¢ `visibility`：文档可见性，支持 `public`、`private`、`restricted`。</w:t>
-      </w:r>
-    </w:p>
-    <w:p>
-      <w:r>
-        <w:t xml:space="preserve">â€¢ `owner_id`：文档所有者。</w:t>
-      </w:r>
-    </w:p>
-    <w:p>
-      <w:r>
-        <w:t xml:space="preserve">â€¢ `allowed_departments`：允许访问的部门列表。</w:t>
-      </w:r>
-    </w:p>
-    <w:p>
-      <w:r>
-        <w:t xml:space="preserve">â€¢ `allowed_roles`：允许访问的角色列表。</w:t>
+        <w:t xml:space="preserve">- `visibility`：文档可见性，支持 `public`、`private`、`restricted`。</w:t>
+      </w:r>
+    </w:p>
+    <w:p>
+      <w:r>
+        <w:t xml:space="preserve">- `owner_id`：文档所有者。</w:t>
+      </w:r>
+    </w:p>
+    <w:p>
+      <w:r>
+        <w:t xml:space="preserve">- `allowed_departments`：允许访问的部门列表。</w:t>
+      </w:r>
+    </w:p>
+    <w:p>
+      <w:r>
+        <w:t xml:space="preserve">- `allowed_roles`：允许访问的角色列表。</w:t>
       </w:r>
     </w:p>
     <w:p/>
@@ -444,22 +444,22 @@
     <w:p/>
     <w:p>
       <w:r>
-        <w:t xml:space="preserve">â€¢ "pod 炸了咋看？"</w:t>
-      </w:r>
-    </w:p>
-    <w:p>
-      <w:r>
-        <w:t xml:space="preserve">â€¢ "CPU 很高怎么查？"</w:t>
-      </w:r>
-    </w:p>
-    <w:p>
-      <w:r>
-        <w:t xml:space="preserve">â€¢ "流水线挂了，提示 exit code 1 是啥？"</w:t>
-      </w:r>
-    </w:p>
-    <w:p>
-      <w:r>
-        <w:t xml:space="preserve">â€¢ "Grafana 上想看生产环境容器 CPU，怎么写 PromQL？"</w:t>
+        <w:t xml:space="preserve">- "pod 炸了咋看？"</w:t>
+      </w:r>
+    </w:p>
+    <w:p>
+      <w:r>
+        <w:t xml:space="preserve">- "CPU 很高怎么查？"</w:t>
+      </w:r>
+    </w:p>
+    <w:p>
+      <w:r>
+        <w:t xml:space="preserve">- "流水线挂了，提示 exit code 1 是啥？"</w:t>
+      </w:r>
+    </w:p>
+    <w:p>
+      <w:r>
+        <w:t xml:space="preserve">- "Grafana 上想看生产环境容器 CPU，怎么写 PromQL？"</w:t>
       </w:r>
     </w:p>
     <w:p/>
@@ -486,27 +486,27 @@
     <w:p/>
     <w:p>
       <w:r>
-        <w:t xml:space="preserve">â€¢ 场景：例如 Kubernetes、GitLab CI、Grafana、Prometheus、镜像扫描、发布变更。</w:t>
-      </w:r>
-    </w:p>
-    <w:p>
-      <w:r>
-        <w:t xml:space="preserve">â€¢ 对象：例如 Pod、容器、节点、Pipeline、镜像、服务、命名空间。</w:t>
-      </w:r>
-    </w:p>
-    <w:p>
-      <w:r>
-        <w:t xml:space="preserve">â€¢ 症状：例如 OOM、CPU 高、水位高、Exit Code 1、启动失败、漏洞阻断。</w:t>
-      </w:r>
-    </w:p>
-    <w:p>
-      <w:r>
-        <w:t xml:space="preserve">â€¢ 指标/命令：例如 PromQL、kubectl、journalctl、rate、container_cpu_usage_seconds_total。</w:t>
-      </w:r>
-    </w:p>
-    <w:p>
-      <w:r>
-        <w:t xml:space="preserve">â€¢ 意图：例如排查原因、确认依据、生成查询语句、给出 SOP、解释告警。</w:t>
+        <w:t xml:space="preserve">- 场景：例如 Kubernetes、GitLab CI、Grafana、Prometheus、镜像扫描、发布变更。</w:t>
+      </w:r>
+    </w:p>
+    <w:p>
+      <w:r>
+        <w:t xml:space="preserve">- 对象：例如 Pod、容器、节点、Pipeline、镜像、服务、命名空间。</w:t>
+      </w:r>
+    </w:p>
+    <w:p>
+      <w:r>
+        <w:t xml:space="preserve">- 症状：例如 OOM、CPU 高、水位高、Exit Code 1、启动失败、漏洞阻断。</w:t>
+      </w:r>
+    </w:p>
+    <w:p>
+      <w:r>
+        <w:t xml:space="preserve">- 指标/命令：例如 PromQL、kubectl、journalctl、rate、container_cpu_usage_seconds_total。</w:t>
+      </w:r>
+    </w:p>
+    <w:p>
+      <w:r>
+        <w:t xml:space="preserve">- 意图：例如排查原因、确认依据、生成查询语句、给出 SOP、解释告警。</w:t>
       </w:r>
     </w:p>
     <w:p/>
@@ -619,12 +619,12 @@
     <w:p/>
     <w:p>
       <w:r>
-        <w:t xml:space="preserve">â€¢ `ada-002`</w:t>
-      </w:r>
-    </w:p>
-    <w:p>
-      <w:r>
-        <w:t xml:space="preserve">â€¢ `google-005`</w:t>
+        <w:t xml:space="preserve">- `ada-002`</w:t>
+      </w:r>
+    </w:p>
+    <w:p>
+      <w:r>
+        <w:t xml:space="preserve">- `google-005`</w:t>
       </w:r>
     </w:p>
     <w:p/>
@@ -645,17 +645,17 @@
     <w:p/>
     <w:p>
       <w:r>
-        <w:t xml:space="preserve">â€¢ 关键词检索：适合命中明确术语、命令、报错码、指标名。</w:t>
-      </w:r>
-    </w:p>
-    <w:p>
-      <w:r>
-        <w:t xml:space="preserve">â€¢ 向量检索：适合处理白话问题和语义相近表达。</w:t>
-      </w:r>
-    </w:p>
-    <w:p>
-      <w:r>
-        <w:t xml:space="preserve">â€¢ 权限过滤：适合在召回阶段排除用户无权访问的文档片段。</w:t>
+        <w:t xml:space="preserve">- 关键词检索：适合命中明确术语、命令、报错码、指标名。</w:t>
+      </w:r>
+    </w:p>
+    <w:p>
+      <w:r>
+        <w:t xml:space="preserve">- 向量检索：适合处理白话问题和语义相近表达。</w:t>
+      </w:r>
+    </w:p>
+    <w:p>
+      <w:r>
+        <w:t xml:space="preserve">- 权限过滤：适合在召回阶段排除用户无权访问的文档片段。</w:t>
       </w:r>
     </w:p>
     <w:p/>
@@ -688,17 +688,17 @@
     <w:p/>
     <w:p>
       <w:r>
-        <w:t xml:space="preserve">â€¢ 提高参考资料相关性。</w:t>
-      </w:r>
-    </w:p>
-    <w:p>
-      <w:r>
-        <w:t xml:space="preserve">â€¢ 减少无关片段干扰。</w:t>
-      </w:r>
-    </w:p>
-    <w:p>
-      <w:r>
-        <w:t xml:space="preserve">â€¢ 提升最终回答准确性。</w:t>
+        <w:t xml:space="preserve">- 提高参考资料相关性。</w:t>
+      </w:r>
+    </w:p>
+    <w:p>
+      <w:r>
+        <w:t xml:space="preserve">- 减少无关片段干扰。</w:t>
+      </w:r>
+    </w:p>
+    <w:p>
+      <w:r>
+        <w:t xml:space="preserve">- 提升最终回答准确性。</w:t>
       </w:r>
     </w:p>
     <w:p/>
@@ -809,27 +809,27 @@
     <w:p/>
     <w:p>
       <w:r>
-        <w:t xml:space="preserve">â€¢ 来源文件路径。</w:t>
-      </w:r>
-    </w:p>
-    <w:p>
-      <w:r>
-        <w:t xml:space="preserve">â€¢ 片段预览。</w:t>
-      </w:r>
-    </w:p>
-    <w:p>
-      <w:r>
-        <w:t xml:space="preserve">â€¢ 召回分数。</w:t>
-      </w:r>
-    </w:p>
-    <w:p>
-      <w:r>
-        <w:t xml:space="preserve">â€¢ 重排分数。</w:t>
-      </w:r>
-    </w:p>
-    <w:p>
-      <w:r>
-        <w:t xml:space="preserve">â€¢ 分数来源。</w:t>
+        <w:t xml:space="preserve">- 来源文件路径。</w:t>
+      </w:r>
+    </w:p>
+    <w:p>
+      <w:r>
+        <w:t xml:space="preserve">- 片段预览。</w:t>
+      </w:r>
+    </w:p>
+    <w:p>
+      <w:r>
+        <w:t xml:space="preserve">- 召回分数。</w:t>
+      </w:r>
+    </w:p>
+    <w:p>
+      <w:r>
+        <w:t xml:space="preserve">- 重排分数。</w:t>
+      </w:r>
+    </w:p>
+    <w:p>
+      <w:r>
+        <w:t xml:space="preserve">- 分数来源。</w:t>
       </w:r>
     </w:p>
     <w:p/>
@@ -901,17 +901,17 @@
     <w:p/>
     <w:p>
       <w:r>
-        <w:t xml:space="preserve">â€¢ `score_source = recall`</w:t>
-      </w:r>
-    </w:p>
-    <w:p>
-      <w:r>
-        <w:t xml:space="preserve">â€¢ `rerank_score` 为空</w:t>
-      </w:r>
-    </w:p>
-    <w:p>
-      <w:r>
-        <w:t xml:space="preserve">â€¢ 页面提示“重排不可用”</w:t>
+        <w:t xml:space="preserve">- `score_source = recall`</w:t>
+      </w:r>
+    </w:p>
+    <w:p>
+      <w:r>
+        <w:t xml:space="preserve">- `rerank_score` 为空</w:t>
+      </w:r>
+    </w:p>
+    <w:p>
+      <w:r>
+        <w:t xml:space="preserve">- 页面提示“重排不可用”</w:t>
       </w:r>
     </w:p>
     <w:p/>
@@ -938,37 +938,37 @@
     <w:p/>
     <w:p>
       <w:r>
-        <w:t xml:space="preserve">â€¢ 降低新人使用门槛：允许用户用白话描述问题。</w:t>
-      </w:r>
-    </w:p>
-    <w:p>
-      <w:r>
-        <w:t xml:space="preserve">â€¢ 提升知识利用率：把内部文档、规范和 SOP 转成可问答能力。</w:t>
-      </w:r>
-    </w:p>
-    <w:p>
-      <w:r>
-        <w:t xml:space="preserve">â€¢ 降低知识维护成本：支持通过前端上传文件并自动切片入库。</w:t>
-      </w:r>
-    </w:p>
-    <w:p>
-      <w:r>
-        <w:t xml:space="preserve">â€¢ 增强答案可信度：答案附带来源，便于审阅和验收。</w:t>
-      </w:r>
-    </w:p>
-    <w:p>
-      <w:r>
-        <w:t xml:space="preserve">â€¢ 支持基础权限隔离：无权限文档不会进入召回、重排和大模型上下文。</w:t>
-      </w:r>
-    </w:p>
-    <w:p>
-      <w:r>
-        <w:t xml:space="preserve">â€¢ 提升排障效率：将检索、筛选、整理步骤自动化。</w:t>
-      </w:r>
-    </w:p>
-    <w:p>
-      <w:r>
-        <w:t xml:space="preserve">â€¢ 支持持续优化：提示词、模型、召回数量、重排数量和知识索引均可调整。</w:t>
+        <w:t xml:space="preserve">- 降低新人使用门槛：允许用户用白话描述问题。</w:t>
+      </w:r>
+    </w:p>
+    <w:p>
+      <w:r>
+        <w:t xml:space="preserve">- 提升知识利用率：把内部文档、规范和 SOP 转成可问答能力。</w:t>
+      </w:r>
+    </w:p>
+    <w:p>
+      <w:r>
+        <w:t xml:space="preserve">- 降低知识维护成本：支持通过前端上传文件并自动切片入库。</w:t>
+      </w:r>
+    </w:p>
+    <w:p>
+      <w:r>
+        <w:t xml:space="preserve">- 增强答案可信度：答案附带来源，便于审阅和验收。</w:t>
+      </w:r>
+    </w:p>
+    <w:p>
+      <w:r>
+        <w:t xml:space="preserve">- 支持基础权限隔离：无权限文档不会进入召回、重排和大模型上下文。</w:t>
+      </w:r>
+    </w:p>
+    <w:p>
+      <w:r>
+        <w:t xml:space="preserve">- 提升排障效率：将检索、筛选、整理步骤自动化。</w:t>
+      </w:r>
+    </w:p>
+    <w:p>
+      <w:r>
+        <w:t xml:space="preserve">- 支持持续优化：提示词、模型、召回数量、重排数量和知识索引均可调整。</w:t>
       </w:r>
     </w:p>
     <w:p/>
